--- a/exports/table3.docx
+++ b/exports/table3.docx
@@ -139,7 +139,7 @@
                 <w:rFonts w:ascii="Calibri" w:hAnsi="Calibri"/>
                 <w:sz w:val="20"/>
               </w:rPr>
-              <w:t xml:space="default">0.0881 (0.0772, 0.0990)</w:t>
+              <w:t xml:space="default">0.0713 (0.0637, 0.0789)</w:t>
             </w:r>
           </w:p>
         </w:tc>
@@ -216,31 +216,31 @@
                 <w:rFonts w:ascii="Calibri" w:hAnsi="Calibri"/>
                 <w:sz w:val="20"/>
               </w:rPr>
-              <w:t xml:space="default">-0.0008 (-0.0032, 0.0015)</w:t>
-            </w:r>
-          </w:p>
-        </w:tc>
-        <w:tc>
-          <w:tcPr>
-            <w:tcBorders>
-              <w:top w:val="single" w:space="0" w:color="D3D3D3"/>
-              <w:bottom w:val="single" w:space="0" w:color="D3D3D3"/>
-              <w:start w:val="single" w:space="0" w:color="D3D3D3"/>
-              <w:end w:val="single" w:space="0" w:color="D3D3D3"/>
-            </w:tcBorders>
-          </w:tcPr>
-          <w:p>
-            <w:pPr>
-              <w:spacing w:before="0" w:after="60"/>
-              <w:keepNext/>
-              <w:jc w:val="start"/>
-            </w:pPr>
-            <w:r>
-              <w:rPr>
-                <w:rFonts w:ascii="Calibri" w:hAnsi="Calibri"/>
-                <w:sz w:val="20"/>
-              </w:rPr>
-              <w:t xml:space="default">0.489</w:t>
+              <w:t xml:space="default">-0.0007 (-0.0028, 0.0015)</w:t>
+            </w:r>
+          </w:p>
+        </w:tc>
+        <w:tc>
+          <w:tcPr>
+            <w:tcBorders>
+              <w:top w:val="single" w:space="0" w:color="D3D3D3"/>
+              <w:bottom w:val="single" w:space="0" w:color="D3D3D3"/>
+              <w:start w:val="single" w:space="0" w:color="D3D3D3"/>
+              <w:end w:val="single" w:space="0" w:color="D3D3D3"/>
+            </w:tcBorders>
+          </w:tcPr>
+          <w:p>
+            <w:pPr>
+              <w:spacing w:before="0" w:after="60"/>
+              <w:keepNext/>
+              <w:jc w:val="start"/>
+            </w:pPr>
+            <w:r>
+              <w:rPr>
+                <w:rFonts w:ascii="Calibri" w:hAnsi="Calibri"/>
+                <w:sz w:val="20"/>
+              </w:rPr>
+              <w:t xml:space="default">0.547</w:t>
             </w:r>
           </w:p>
         </w:tc>
@@ -293,31 +293,31 @@
                 <w:rFonts w:ascii="Calibri" w:hAnsi="Calibri"/>
                 <w:sz w:val="20"/>
               </w:rPr>
-              <w:t xml:space="default">0.0012 (-0.0036, 0.0061)</w:t>
-            </w:r>
-          </w:p>
-        </w:tc>
-        <w:tc>
-          <w:tcPr>
-            <w:tcBorders>
-              <w:top w:val="single" w:space="0" w:color="D3D3D3"/>
-              <w:bottom w:val="single" w:space="0" w:color="D3D3D3"/>
-              <w:start w:val="single" w:space="0" w:color="D3D3D3"/>
-              <w:end w:val="single" w:space="0" w:color="D3D3D3"/>
-            </w:tcBorders>
-          </w:tcPr>
-          <w:p>
-            <w:pPr>
-              <w:spacing w:before="0" w:after="60"/>
-              <w:keepNext/>
-              <w:jc w:val="start"/>
-            </w:pPr>
-            <w:r>
-              <w:rPr>
-                <w:rFonts w:ascii="Calibri" w:hAnsi="Calibri"/>
-                <w:sz w:val="20"/>
-              </w:rPr>
-              <w:t xml:space="default">0.618</w:t>
+              <w:t xml:space="default">0.0007 (-0.0038, 0.0052)</w:t>
+            </w:r>
+          </w:p>
+        </w:tc>
+        <w:tc>
+          <w:tcPr>
+            <w:tcBorders>
+              <w:top w:val="single" w:space="0" w:color="D3D3D3"/>
+              <w:bottom w:val="single" w:space="0" w:color="D3D3D3"/>
+              <w:start w:val="single" w:space="0" w:color="D3D3D3"/>
+              <w:end w:val="single" w:space="0" w:color="D3D3D3"/>
+            </w:tcBorders>
+          </w:tcPr>
+          <w:p>
+            <w:pPr>
+              <w:spacing w:before="0" w:after="60"/>
+              <w:keepNext/>
+              <w:jc w:val="start"/>
+            </w:pPr>
+            <w:r>
+              <w:rPr>
+                <w:rFonts w:ascii="Calibri" w:hAnsi="Calibri"/>
+                <w:sz w:val="20"/>
+              </w:rPr>
+              <w:t xml:space="default">0.764</w:t>
             </w:r>
           </w:p>
         </w:tc>
@@ -370,7 +370,7 @@
                 <w:rFonts w:ascii="Calibri" w:hAnsi="Calibri"/>
                 <w:sz w:val="20"/>
               </w:rPr>
-              <w:t xml:space="default">0.0050 (0.0019, 0.0081)</w:t>
+              <w:t xml:space="default">0.0047 (0.0019, 0.0075)</w:t>
             </w:r>
           </w:p>
         </w:tc>
@@ -447,7 +447,7 @@
                 <w:rFonts w:ascii="Calibri" w:hAnsi="Calibri"/>
                 <w:sz w:val="20"/>
               </w:rPr>
-              <w:t xml:space="default">-0.0549 (-0.0625, -0.0474)</w:t>
+              <w:t xml:space="default">-0.0322 (-0.0370, -0.0274)</w:t>
             </w:r>
           </w:p>
         </w:tc>
@@ -524,7 +524,7 @@
                 <w:rFonts w:ascii="Calibri" w:hAnsi="Calibri"/>
                 <w:sz w:val="20"/>
               </w:rPr>
-              <w:t xml:space="default">0.0094 (0.0060, 0.0128)</w:t>
+              <w:t xml:space="default">0.0087 (0.0056, 0.0118)</w:t>
             </w:r>
           </w:p>
         </w:tc>
@@ -601,7 +601,7 @@
                 <w:rFonts w:ascii="Calibri" w:hAnsi="Calibri"/>
                 <w:sz w:val="20"/>
               </w:rPr>
-              <w:t xml:space="default">-0.0338 (-0.0391, -0.0285)</w:t>
+              <w:t xml:space="default">-0.0282 (-0.0329, -0.0234)</w:t>
             </w:r>
           </w:p>
         </w:tc>
@@ -678,7 +678,7 @@
                 <w:rFonts w:ascii="Calibri" w:hAnsi="Calibri"/>
                 <w:sz w:val="20"/>
               </w:rPr>
-              <w:t xml:space="default">-0.0306 (-0.0350, -0.0261)</w:t>
+              <w:t xml:space="default">-0.0279 (-0.0319, -0.0238)</w:t>
             </w:r>
           </w:p>
         </w:tc>
@@ -731,31 +731,31 @@
                 <w:rFonts w:ascii="Calibri" w:hAnsi="Calibri"/>
                 <w:sz w:val="20"/>
               </w:rPr>
-              <w:t xml:space="default">Marital status: Not married</w:t>
-            </w:r>
-          </w:p>
-        </w:tc>
-        <w:tc>
-          <w:tcPr>
-            <w:tcBorders>
-              <w:top w:val="single" w:space="0" w:color="D3D3D3"/>
-              <w:bottom w:val="single" w:space="0" w:color="D3D3D3"/>
-              <w:start w:val="single" w:space="0" w:color="D3D3D3"/>
-              <w:end w:val="single" w:space="0" w:color="D3D3D3"/>
-            </w:tcBorders>
-          </w:tcPr>
-          <w:p>
-            <w:pPr>
-              <w:spacing w:before="0" w:after="60"/>
-              <w:keepNext/>
-              <w:jc w:val="start"/>
-            </w:pPr>
-            <w:r>
-              <w:rPr>
-                <w:rFonts w:ascii="Calibri" w:hAnsi="Calibri"/>
-                <w:sz w:val="20"/>
-              </w:rPr>
-              <w:t xml:space="default">0.0189 (0.0149, 0.0228)</w:t>
+              <w:t xml:space="default">Has insurance: No insurance</w:t>
+            </w:r>
+          </w:p>
+        </w:tc>
+        <w:tc>
+          <w:tcPr>
+            <w:tcBorders>
+              <w:top w:val="single" w:space="0" w:color="D3D3D3"/>
+              <w:bottom w:val="single" w:space="0" w:color="D3D3D3"/>
+              <w:start w:val="single" w:space="0" w:color="D3D3D3"/>
+              <w:end w:val="single" w:space="0" w:color="D3D3D3"/>
+            </w:tcBorders>
+          </w:tcPr>
+          <w:p>
+            <w:pPr>
+              <w:spacing w:before="0" w:after="60"/>
+              <w:keepNext/>
+              <w:jc w:val="start"/>
+            </w:pPr>
+            <w:r>
+              <w:rPr>
+                <w:rFonts w:ascii="Calibri" w:hAnsi="Calibri"/>
+                <w:sz w:val="20"/>
+              </w:rPr>
+              <w:t xml:space="default">-0.0203 (-0.0240, -0.0167)</w:t>
             </w:r>
           </w:p>
         </w:tc>
@@ -808,55 +808,55 @@
                 <w:rFonts w:ascii="Calibri" w:hAnsi="Calibri"/>
                 <w:sz w:val="20"/>
               </w:rPr>
-              <w:t xml:space="default">Education: High school graduation or less</w:t>
-            </w:r>
-          </w:p>
-        </w:tc>
-        <w:tc>
-          <w:tcPr>
-            <w:tcBorders>
-              <w:top w:val="single" w:space="0" w:color="D3D3D3"/>
-              <w:bottom w:val="single" w:space="0" w:color="D3D3D3"/>
-              <w:start w:val="single" w:space="0" w:color="D3D3D3"/>
-              <w:end w:val="single" w:space="0" w:color="D3D3D3"/>
-            </w:tcBorders>
-          </w:tcPr>
-          <w:p>
-            <w:pPr>
-              <w:spacing w:before="0" w:after="60"/>
-              <w:keepNext/>
-              <w:jc w:val="start"/>
-            </w:pPr>
-            <w:r>
-              <w:rPr>
-                <w:rFonts w:ascii="Calibri" w:hAnsi="Calibri"/>
-                <w:sz w:val="20"/>
-              </w:rPr>
-              <w:t xml:space="default">-0.0073 (-0.0108, -0.0038)</w:t>
-            </w:r>
-          </w:p>
-        </w:tc>
-        <w:tc>
-          <w:tcPr>
-            <w:tcBorders>
-              <w:top w:val="single" w:space="0" w:color="D3D3D3"/>
-              <w:bottom w:val="single" w:space="0" w:color="D3D3D3"/>
-              <w:start w:val="single" w:space="0" w:color="D3D3D3"/>
-              <w:end w:val="single" w:space="0" w:color="D3D3D3"/>
-            </w:tcBorders>
-          </w:tcPr>
-          <w:p>
-            <w:pPr>
-              <w:spacing w:before="0" w:after="60"/>
-              <w:keepNext/>
-              <w:jc w:val="start"/>
-            </w:pPr>
-            <w:r>
-              <w:rPr>
-                <w:rFonts w:ascii="Calibri" w:hAnsi="Calibri"/>
-                <w:sz w:val="20"/>
-              </w:rPr>
-              <w:t xml:space="default">&lt;0.001</w:t>
+              <w:t xml:space="default">Poverty category: Low income</w:t>
+            </w:r>
+          </w:p>
+        </w:tc>
+        <w:tc>
+          <w:tcPr>
+            <w:tcBorders>
+              <w:top w:val="single" w:space="0" w:color="D3D3D3"/>
+              <w:bottom w:val="single" w:space="0" w:color="D3D3D3"/>
+              <w:start w:val="single" w:space="0" w:color="D3D3D3"/>
+              <w:end w:val="single" w:space="0" w:color="D3D3D3"/>
+            </w:tcBorders>
+          </w:tcPr>
+          <w:p>
+            <w:pPr>
+              <w:spacing w:before="0" w:after="60"/>
+              <w:keepNext/>
+              <w:jc w:val="start"/>
+            </w:pPr>
+            <w:r>
+              <w:rPr>
+                <w:rFonts w:ascii="Calibri" w:hAnsi="Calibri"/>
+                <w:sz w:val="20"/>
+              </w:rPr>
+              <w:t xml:space="default">-0.0041 (-0.0108, 0.0027)</w:t>
+            </w:r>
+          </w:p>
+        </w:tc>
+        <w:tc>
+          <w:tcPr>
+            <w:tcBorders>
+              <w:top w:val="single" w:space="0" w:color="D3D3D3"/>
+              <w:bottom w:val="single" w:space="0" w:color="D3D3D3"/>
+              <w:start w:val="single" w:space="0" w:color="D3D3D3"/>
+              <w:end w:val="single" w:space="0" w:color="D3D3D3"/>
+            </w:tcBorders>
+          </w:tcPr>
+          <w:p>
+            <w:pPr>
+              <w:spacing w:before="0" w:after="60"/>
+              <w:keepNext/>
+              <w:jc w:val="start"/>
+            </w:pPr>
+            <w:r>
+              <w:rPr>
+                <w:rFonts w:ascii="Calibri" w:hAnsi="Calibri"/>
+                <w:sz w:val="20"/>
+              </w:rPr>
+              <w:t xml:space="default">0.234</w:t>
             </w:r>
           </w:p>
         </w:tc>
@@ -885,31 +885,31 @@
                 <w:rFonts w:ascii="Calibri" w:hAnsi="Calibri"/>
                 <w:sz w:val="20"/>
               </w:rPr>
-              <w:t xml:space="default">Has insurance: No insurance</w:t>
-            </w:r>
-          </w:p>
-        </w:tc>
-        <w:tc>
-          <w:tcPr>
-            <w:tcBorders>
-              <w:top w:val="single" w:space="0" w:color="D3D3D3"/>
-              <w:bottom w:val="single" w:space="0" w:color="D3D3D3"/>
-              <w:start w:val="single" w:space="0" w:color="D3D3D3"/>
-              <w:end w:val="single" w:space="0" w:color="D3D3D3"/>
-            </w:tcBorders>
-          </w:tcPr>
-          <w:p>
-            <w:pPr>
-              <w:spacing w:before="0" w:after="60"/>
-              <w:keepNext/>
-              <w:jc w:val="start"/>
-            </w:pPr>
-            <w:r>
-              <w:rPr>
-                <w:rFonts w:ascii="Calibri" w:hAnsi="Calibri"/>
-                <w:sz w:val="20"/>
-              </w:rPr>
-              <w:t xml:space="default">-0.0207 (-0.0247, -0.0167)</w:t>
+              <w:t xml:space="default">Poverty category: Middle income</w:t>
+            </w:r>
+          </w:p>
+        </w:tc>
+        <w:tc>
+          <w:tcPr>
+            <w:tcBorders>
+              <w:top w:val="single" w:space="0" w:color="D3D3D3"/>
+              <w:bottom w:val="single" w:space="0" w:color="D3D3D3"/>
+              <w:start w:val="single" w:space="0" w:color="D3D3D3"/>
+              <w:end w:val="single" w:space="0" w:color="D3D3D3"/>
+            </w:tcBorders>
+          </w:tcPr>
+          <w:p>
+            <w:pPr>
+              <w:spacing w:before="0" w:after="60"/>
+              <w:keepNext/>
+              <w:jc w:val="start"/>
+            </w:pPr>
+            <w:r>
+              <w:rPr>
+                <w:rFonts w:ascii="Calibri" w:hAnsi="Calibri"/>
+                <w:sz w:val="20"/>
+              </w:rPr>
+              <w:t xml:space="default">-0.0090 (-0.0143, -0.0036)</w:t>
             </w:r>
           </w:p>
         </w:tc>
@@ -962,160 +962,6 @@
                 <w:rFonts w:ascii="Calibri" w:hAnsi="Calibri"/>
                 <w:sz w:val="20"/>
               </w:rPr>
-              <w:t xml:space="default">Poverty category: Low income</w:t>
-            </w:r>
-          </w:p>
-        </w:tc>
-        <w:tc>
-          <w:tcPr>
-            <w:tcBorders>
-              <w:top w:val="single" w:space="0" w:color="D3D3D3"/>
-              <w:bottom w:val="single" w:space="0" w:color="D3D3D3"/>
-              <w:start w:val="single" w:space="0" w:color="D3D3D3"/>
-              <w:end w:val="single" w:space="0" w:color="D3D3D3"/>
-            </w:tcBorders>
-          </w:tcPr>
-          <w:p>
-            <w:pPr>
-              <w:spacing w:before="0" w:after="60"/>
-              <w:keepNext/>
-              <w:jc w:val="start"/>
-            </w:pPr>
-            <w:r>
-              <w:rPr>
-                <w:rFonts w:ascii="Calibri" w:hAnsi="Calibri"/>
-                <w:sz w:val="20"/>
-              </w:rPr>
-              <w:t xml:space="default">-0.0043 (-0.0117, 0.0031)</w:t>
-            </w:r>
-          </w:p>
-        </w:tc>
-        <w:tc>
-          <w:tcPr>
-            <w:tcBorders>
-              <w:top w:val="single" w:space="0" w:color="D3D3D3"/>
-              <w:bottom w:val="single" w:space="0" w:color="D3D3D3"/>
-              <w:start w:val="single" w:space="0" w:color="D3D3D3"/>
-              <w:end w:val="single" w:space="0" w:color="D3D3D3"/>
-            </w:tcBorders>
-          </w:tcPr>
-          <w:p>
-            <w:pPr>
-              <w:spacing w:before="0" w:after="60"/>
-              <w:keepNext/>
-              <w:jc w:val="start"/>
-            </w:pPr>
-            <w:r>
-              <w:rPr>
-                <w:rFonts w:ascii="Calibri" w:hAnsi="Calibri"/>
-                <w:sz w:val="20"/>
-              </w:rPr>
-              <w:t xml:space="default">0.257</w:t>
-            </w:r>
-          </w:p>
-        </w:tc>
-      </w:tr>
-      <w:tr>
-        <w:trPr>
-          <w:cantSplit/>
-        </w:trPr>
-        <w:tc>
-          <w:tcPr>
-            <w:tcBorders>
-              <w:top w:val="single" w:space="0" w:color="D3D3D3"/>
-              <w:bottom w:val="single" w:space="0" w:color="D3D3D3"/>
-              <w:start w:val="single" w:space="0" w:color="D3D3D3"/>
-              <w:end w:val="single" w:space="0" w:color="D3D3D3"/>
-            </w:tcBorders>
-          </w:tcPr>
-          <w:p>
-            <w:pPr>
-              <w:spacing w:before="0" w:after="60"/>
-              <w:keepNext/>
-              <w:jc w:val="start"/>
-            </w:pPr>
-            <w:r>
-              <w:rPr>
-                <w:rFonts w:ascii="Calibri" w:hAnsi="Calibri"/>
-                <w:sz w:val="20"/>
-              </w:rPr>
-              <w:t xml:space="default">Poverty category: Middle income</w:t>
-            </w:r>
-          </w:p>
-        </w:tc>
-        <w:tc>
-          <w:tcPr>
-            <w:tcBorders>
-              <w:top w:val="single" w:space="0" w:color="D3D3D3"/>
-              <w:bottom w:val="single" w:space="0" w:color="D3D3D3"/>
-              <w:start w:val="single" w:space="0" w:color="D3D3D3"/>
-              <w:end w:val="single" w:space="0" w:color="D3D3D3"/>
-            </w:tcBorders>
-          </w:tcPr>
-          <w:p>
-            <w:pPr>
-              <w:spacing w:before="0" w:after="60"/>
-              <w:keepNext/>
-              <w:jc w:val="start"/>
-            </w:pPr>
-            <w:r>
-              <w:rPr>
-                <w:rFonts w:ascii="Calibri" w:hAnsi="Calibri"/>
-                <w:sz w:val="20"/>
-              </w:rPr>
-              <w:t xml:space="default">-0.0089 (-0.0148, -0.0030)</w:t>
-            </w:r>
-          </w:p>
-        </w:tc>
-        <w:tc>
-          <w:tcPr>
-            <w:tcBorders>
-              <w:top w:val="single" w:space="0" w:color="D3D3D3"/>
-              <w:bottom w:val="single" w:space="0" w:color="D3D3D3"/>
-              <w:start w:val="single" w:space="0" w:color="D3D3D3"/>
-              <w:end w:val="single" w:space="0" w:color="D3D3D3"/>
-            </w:tcBorders>
-          </w:tcPr>
-          <w:p>
-            <w:pPr>
-              <w:spacing w:before="0" w:after="60"/>
-              <w:keepNext/>
-              <w:jc w:val="start"/>
-            </w:pPr>
-            <w:r>
-              <w:rPr>
-                <w:rFonts w:ascii="Calibri" w:hAnsi="Calibri"/>
-                <w:sz w:val="20"/>
-              </w:rPr>
-              <w:t xml:space="default">0.003</w:t>
-            </w:r>
-          </w:p>
-        </w:tc>
-      </w:tr>
-      <w:tr>
-        <w:trPr>
-          <w:cantSplit/>
-        </w:trPr>
-        <w:tc>
-          <w:tcPr>
-            <w:tcBorders>
-              <w:top w:val="single" w:space="0" w:color="D3D3D3"/>
-              <w:bottom w:val="single" w:space="0" w:color="D3D3D3"/>
-              <w:start w:val="single" w:space="0" w:color="D3D3D3"/>
-              <w:end w:val="single" w:space="0" w:color="D3D3D3"/>
-            </w:tcBorders>
-          </w:tcPr>
-          <w:p>
-            <w:pPr>
-              <w:spacing w:before="0" w:after="60"/>
-              <w:keepNext/>
-              <w:jc w:val="start"/>
-            </w:pPr>
-            <w:r>
-              <w:rPr>
-                <w:rFonts w:ascii="Calibri" w:hAnsi="Calibri"/>
-                <w:sz w:val="20"/>
-              </w:rPr>
               <w:t xml:space="default">Poverty category: High income</w:t>
             </w:r>
           </w:p>
@@ -1140,31 +986,31 @@
                 <w:rFonts w:ascii="Calibri" w:hAnsi="Calibri"/>
                 <w:sz w:val="20"/>
               </w:rPr>
-              <w:t xml:space="default">-0.0083 (-0.0145, -0.0021)</w:t>
-            </w:r>
-          </w:p>
-        </w:tc>
-        <w:tc>
-          <w:tcPr>
-            <w:tcBorders>
-              <w:top w:val="single" w:space="0" w:color="D3D3D3"/>
-              <w:bottom w:val="single" w:space="0" w:color="D3D3D3"/>
-              <w:start w:val="single" w:space="0" w:color="D3D3D3"/>
-              <w:end w:val="single" w:space="0" w:color="D3D3D3"/>
-            </w:tcBorders>
-          </w:tcPr>
-          <w:p>
-            <w:pPr>
-              <w:spacing w:before="0" w:after="60"/>
-              <w:keepNext/>
-              <w:jc w:val="start"/>
-            </w:pPr>
-            <w:r>
-              <w:rPr>
-                <w:rFonts w:ascii="Calibri" w:hAnsi="Calibri"/>
-                <w:sz w:val="20"/>
-              </w:rPr>
-              <w:t xml:space="default">0.009</w:t>
+              <w:t xml:space="default">-0.0094 (-0.0149, -0.0038)</w:t>
+            </w:r>
+          </w:p>
+        </w:tc>
+        <w:tc>
+          <w:tcPr>
+            <w:tcBorders>
+              <w:top w:val="single" w:space="0" w:color="D3D3D3"/>
+              <w:bottom w:val="single" w:space="0" w:color="D3D3D3"/>
+              <w:start w:val="single" w:space="0" w:color="D3D3D3"/>
+              <w:end w:val="single" w:space="0" w:color="D3D3D3"/>
+            </w:tcBorders>
+          </w:tcPr>
+          <w:p>
+            <w:pPr>
+              <w:spacing w:before="0" w:after="60"/>
+              <w:keepNext/>
+              <w:jc w:val="start"/>
+            </w:pPr>
+            <w:r>
+              <w:rPr>
+                <w:rFonts w:ascii="Calibri" w:hAnsi="Calibri"/>
+                <w:sz w:val="20"/>
+              </w:rPr>
+              <w:t xml:space="default">&lt;0.001</w:t>
             </w:r>
           </w:p>
         </w:tc>
